--- a/00-首页/题组Word/专项卷/一分册/专项卷XI-学生版-打印版.docx
+++ b/00-首页/题组Word/专项卷/一分册/专项卷XI-学生版-打印版.docx
@@ -10134,7 +10134,7 @@
         <m:sSubSup>
           <m:e>
             <m:r>
-              <m:t>​</m:t>
+              <m:t xml:space="preserve"> </m:t>
             </m:r>
           </m:e>
           <m:sub>
@@ -10191,7 +10191,7 @@
         <m:sSubSup>
           <m:e>
             <m:r>
-              <m:t>​</m:t>
+              <m:t xml:space="preserve"> </m:t>
             </m:r>
           </m:e>
           <m:sub>
@@ -10488,7 +10488,7 @@
         <m:sSubSup>
           <m:e>
             <m:r>
-              <m:t>​</m:t>
+              <m:t xml:space="preserve"> </m:t>
             </m:r>
           </m:e>
           <m:sub>
@@ -10545,7 +10545,7 @@
         <m:sSubSup>
           <m:e>
             <m:r>
-              <m:t>​</m:t>
+              <m:t xml:space="preserve"> </m:t>
             </m:r>
           </m:e>
           <m:sub>

--- a/00-首页/题组Word/专项卷/一分册/专项卷XI-学生版-打印版.docx
+++ b/00-首页/题组Word/专项卷/一分册/专项卷XI-学生版-打印版.docx
@@ -760,6 +760,14 @@
         <w:tblStyle w:val="Table"/>
         <w:tblW w:type="pct" w:w="5000"/>
         <w:tblLayout w:type="fixed"/>
+        <w:tblBorders>
+          <w:top w:val="single" w:sz="12" w:space="0" w:color="000000"/>
+          <w:left w:val="none" w:sz="0" w:space="0" w:color="auto"/>
+          <w:bottom w:val="single" w:sz="12" w:space="0" w:color="000000"/>
+          <w:right w:val="none" w:sz="0" w:space="0" w:color="auto"/>
+          <w:insideH w:val="none" w:sz="0" w:space="0" w:color="auto"/>
+          <w:insideV w:val="none" w:sz="0" w:space="0" w:color="auto"/>
+        </w:tblBorders>
         <w:tblLook w:firstRow="1" w:lastRow="0" w:firstColumn="0" w:lastColumn="0" w:noHBand="0" w:noVBand="0" w:val="0020"/>
       </w:tblPr>
       <w:tblGrid>
@@ -772,7 +780,11 @@
           <w:tblHeader w:val="on"/>
         </w:trPr>
         <w:tc>
-          <w:tcPr/>
+          <w:tcPr>
+            <w:tcBorders>
+              <w:bottom w:val="single" w:sz="8" w:space="0" w:color="000000"/>
+            </w:tcBorders>
+          </w:tcPr>
           <w:p>
             <w:pPr>
               <w:pStyle w:val="Compact"/>
@@ -781,7 +793,11 @@
           </w:p>
         </w:tc>
         <w:tc>
-          <w:tcPr/>
+          <w:tcPr>
+            <w:tcBorders>
+              <w:bottom w:val="single" w:sz="8" w:space="0" w:color="000000"/>
+            </w:tcBorders>
+          </w:tcPr>
           <w:p>
             <w:pPr>
               <w:pStyle w:val="Compact"/>
@@ -797,7 +813,11 @@
           </w:p>
         </w:tc>
         <w:tc>
-          <w:tcPr/>
+          <w:tcPr>
+            <w:tcBorders>
+              <w:bottom w:val="single" w:sz="8" w:space="0" w:color="000000"/>
+            </w:tcBorders>
+          </w:tcPr>
           <w:p>
             <w:pPr>
               <w:pStyle w:val="Compact"/>
@@ -1641,6 +1661,7 @@
     <w:p>
       <w:pPr>
         <w:pStyle w:val="FirstParagraph"/>
+        <w:spacing w:before="0" w:after="0"/>
       </w:pPr>
       <w:r>
         <w:rPr>
@@ -1782,6 +1803,7 @@
     <w:p>
       <w:pPr>
         <w:pStyle w:val="BodyText"/>
+        <w:spacing w:before="0" w:after="0"/>
       </w:pPr>
       <w:r>
         <w:rPr>
@@ -1805,6 +1827,7 @@
     <w:p>
       <w:pPr>
         <w:pStyle w:val="BodyText"/>
+        <w:spacing w:before="0" w:after="0"/>
       </w:pPr>
       <w:r>
         <w:rPr>
@@ -1840,6 +1863,7 @@
     <w:p>
       <w:pPr>
         <w:pStyle w:val="BodyText"/>
+        <w:spacing w:before="0" w:after="0"/>
       </w:pPr>
       <w:r>
         <w:rPr>
@@ -3205,8 +3229,8 @@
     <w:p>
       <w:pPr>
         <w:pStyle w:val="FirstParagraph"/>
+        <w:spacing w:before="0" w:after="0"/>
         <w:ind w:left="480" w:hanging="480"/>
-        <w:spacing w:after="0"/>
       </w:pPr>
       <w:r>
         <w:rPr>
@@ -3218,34 +3242,34 @@
     <w:p>
       <w:pPr>
         <w:pStyle w:val="FirstParagraph"/>
+        <w:spacing w:before="0" w:after="0"/>
         <w:ind w:left="480" w:hanging="480"/>
+      </w:pPr>
+      <w:r>
+        <w:rPr>
+          <w:rFonts w:ascii="Times New Roman" w:hAnsi="Times New Roman" w:eastAsia="Times New Roman" w:cs="Times New Roman"/>
+        </w:rPr>
+        <w:t xml:space="preserve">B. ①②③　</w:t>
+      </w:r>
+    </w:p>
+    <w:p>
+      <w:pPr>
+        <w:pStyle w:val="FirstParagraph"/>
         <w:spacing w:before="0" w:after="0"/>
-      </w:pPr>
-      <w:r>
-        <w:rPr>
-          <w:rFonts w:ascii="Times New Roman" w:hAnsi="Times New Roman" w:eastAsia="Times New Roman" w:cs="Times New Roman"/>
-        </w:rPr>
-        <w:t xml:space="preserve">B. ①②③　</w:t>
+        <w:ind w:left="480" w:hanging="480"/>
+      </w:pPr>
+      <w:r>
+        <w:rPr>
+          <w:rFonts w:ascii="Times New Roman" w:hAnsi="Times New Roman" w:eastAsia="Times New Roman" w:cs="Times New Roman"/>
+        </w:rPr>
+        <w:t xml:space="preserve">C. ③④　</w:t>
       </w:r>
     </w:p>
     <w:p>
       <w:pPr>
         <w:pStyle w:val="FirstParagraph"/>
+        <w:spacing w:before="0" w:after="0"/>
         <w:ind w:left="480" w:hanging="480"/>
-        <w:spacing w:before="0" w:after="0"/>
-      </w:pPr>
-      <w:r>
-        <w:rPr>
-          <w:rFonts w:ascii="Times New Roman" w:hAnsi="Times New Roman" w:eastAsia="Times New Roman" w:cs="Times New Roman"/>
-        </w:rPr>
-        <w:t xml:space="preserve">C. ③④　</w:t>
-      </w:r>
-    </w:p>
-    <w:p>
-      <w:pPr>
-        <w:pStyle w:val="FirstParagraph"/>
-        <w:ind w:left="480" w:hanging="480"/>
-        <w:spacing w:before="0" w:after="180"/>
       </w:pPr>
       <w:r>
         <w:rPr>
@@ -5449,6 +5473,14 @@
       <w:tblPr>
         <w:tblStyle w:val="Table"/>
         <w:tblW w:type="auto" w:w="0"/>
+        <w:tblBorders>
+          <w:top w:val="single" w:sz="12" w:space="0" w:color="000000"/>
+          <w:left w:val="none" w:sz="0" w:space="0" w:color="auto"/>
+          <w:bottom w:val="single" w:sz="12" w:space="0" w:color="000000"/>
+          <w:right w:val="none" w:sz="0" w:space="0" w:color="auto"/>
+          <w:insideH w:val="none" w:sz="0" w:space="0" w:color="auto"/>
+          <w:insideV w:val="none" w:sz="0" w:space="0" w:color="auto"/>
+        </w:tblBorders>
         <w:tblLook w:firstRow="1" w:lastRow="0" w:firstColumn="0" w:lastColumn="0" w:noHBand="0" w:noVBand="0" w:val="0020"/>
       </w:tblPr>
       <w:tblGrid>
@@ -5464,7 +5496,11 @@
           <w:tblHeader w:val="on"/>
         </w:trPr>
         <w:tc>
-          <w:tcPr/>
+          <w:tcPr>
+            <w:tcBorders>
+              <w:bottom w:val="single" w:sz="8" w:space="0" w:color="000000"/>
+            </w:tcBorders>
+          </w:tcPr>
           <w:p>
             <w:pPr>
               <w:pStyle w:val="Compact"/>
@@ -5480,7 +5516,11 @@
           </w:p>
         </w:tc>
         <w:tc>
-          <w:tcPr/>
+          <w:tcPr>
+            <w:tcBorders>
+              <w:bottom w:val="single" w:sz="8" w:space="0" w:color="000000"/>
+            </w:tcBorders>
+          </w:tcPr>
           <w:p>
             <w:pPr>
               <w:pStyle w:val="Compact"/>
@@ -5496,7 +5536,11 @@
           </w:p>
         </w:tc>
         <w:tc>
-          <w:tcPr/>
+          <w:tcPr>
+            <w:tcBorders>
+              <w:bottom w:val="single" w:sz="8" w:space="0" w:color="000000"/>
+            </w:tcBorders>
+          </w:tcPr>
           <w:p>
             <w:pPr>
               <w:pStyle w:val="Compact"/>
@@ -5512,7 +5556,11 @@
           </w:p>
         </w:tc>
         <w:tc>
-          <w:tcPr/>
+          <w:tcPr>
+            <w:tcBorders>
+              <w:bottom w:val="single" w:sz="8" w:space="0" w:color="000000"/>
+            </w:tcBorders>
+          </w:tcPr>
           <w:p>
             <w:pPr>
               <w:pStyle w:val="Compact"/>
@@ -5535,7 +5583,11 @@
           </w:p>
         </w:tc>
         <w:tc>
-          <w:tcPr/>
+          <w:tcPr>
+            <w:tcBorders>
+              <w:bottom w:val="single" w:sz="8" w:space="0" w:color="000000"/>
+            </w:tcBorders>
+          </w:tcPr>
           <w:p>
             <w:pPr>
               <w:pStyle w:val="Compact"/>
@@ -5558,7 +5610,11 @@
           </w:p>
         </w:tc>
         <w:tc>
-          <w:tcPr/>
+          <w:tcPr>
+            <w:tcBorders>
+              <w:bottom w:val="single" w:sz="8" w:space="0" w:color="000000"/>
+            </w:tcBorders>
+          </w:tcPr>
           <w:p>
             <w:pPr>
               <w:pStyle w:val="Compact"/>
@@ -6092,6 +6148,7 @@
     <w:p>
       <w:pPr>
         <w:pStyle w:val="FirstParagraph"/>
+        <w:spacing w:before="0" w:after="0"/>
       </w:pPr>
       <w:r>
         <w:rPr>
@@ -6145,6 +6202,7 @@
     <w:p>
       <w:pPr>
         <w:pStyle w:val="BodyText"/>
+        <w:spacing w:before="0" w:after="0"/>
       </w:pPr>
       <w:r>
         <w:rPr>
@@ -6256,6 +6314,7 @@
     <w:p>
       <w:pPr>
         <w:pStyle w:val="BodyText"/>
+        <w:spacing w:before="0" w:after="0"/>
       </w:pPr>
       <w:r>
         <w:rPr>
@@ -6473,6 +6532,14 @@
       <w:tblPr>
         <w:tblStyle w:val="Table"/>
         <w:tblW w:type="auto" w:w="0"/>
+        <w:tblBorders>
+          <w:top w:val="single" w:sz="12" w:space="0" w:color="000000"/>
+          <w:left w:val="none" w:sz="0" w:space="0" w:color="auto"/>
+          <w:bottom w:val="single" w:sz="12" w:space="0" w:color="000000"/>
+          <w:right w:val="none" w:sz="0" w:space="0" w:color="auto"/>
+          <w:insideH w:val="none" w:sz="0" w:space="0" w:color="auto"/>
+          <w:insideV w:val="none" w:sz="0" w:space="0" w:color="auto"/>
+        </w:tblBorders>
         <w:tblLook w:firstRow="1" w:lastRow="0" w:firstColumn="0" w:lastColumn="0" w:noHBand="0" w:noVBand="0" w:val="0020"/>
       </w:tblPr>
       <w:tblGrid>
@@ -6488,7 +6555,11 @@
           <w:tblHeader w:val="on"/>
         </w:trPr>
         <w:tc>
-          <w:tcPr/>
+          <w:tcPr>
+            <w:tcBorders>
+              <w:bottom w:val="single" w:sz="8" w:space="0" w:color="000000"/>
+            </w:tcBorders>
+          </w:tcPr>
           <w:p>
             <w:pPr>
               <w:pStyle w:val="Compact"/>
@@ -6504,7 +6575,11 @@
           </w:p>
         </w:tc>
         <w:tc>
-          <w:tcPr/>
+          <w:tcPr>
+            <w:tcBorders>
+              <w:bottom w:val="single" w:sz="8" w:space="0" w:color="000000"/>
+            </w:tcBorders>
+          </w:tcPr>
           <w:p>
             <w:pPr>
               <w:pStyle w:val="Compact"/>
@@ -6520,7 +6595,11 @@
           </w:p>
         </w:tc>
         <w:tc>
-          <w:tcPr/>
+          <w:tcPr>
+            <w:tcBorders>
+              <w:bottom w:val="single" w:sz="8" w:space="0" w:color="000000"/>
+            </w:tcBorders>
+          </w:tcPr>
           <w:p>
             <w:pPr>
               <w:pStyle w:val="Compact"/>
@@ -6536,7 +6615,11 @@
           </w:p>
         </w:tc>
         <w:tc>
-          <w:tcPr/>
+          <w:tcPr>
+            <w:tcBorders>
+              <w:bottom w:val="single" w:sz="8" w:space="0" w:color="000000"/>
+            </w:tcBorders>
+          </w:tcPr>
           <w:p>
             <w:pPr>
               <w:pStyle w:val="Compact"/>
@@ -6552,7 +6635,11 @@
           </w:p>
         </w:tc>
         <w:tc>
-          <w:tcPr/>
+          <w:tcPr>
+            <w:tcBorders>
+              <w:bottom w:val="single" w:sz="8" w:space="0" w:color="000000"/>
+            </w:tcBorders>
+          </w:tcPr>
           <w:p>
             <w:pPr>
               <w:pStyle w:val="Compact"/>
@@ -6568,7 +6655,11 @@
           </w:p>
         </w:tc>
         <w:tc>
-          <w:tcPr/>
+          <w:tcPr>
+            <w:tcBorders>
+              <w:bottom w:val="single" w:sz="8" w:space="0" w:color="000000"/>
+            </w:tcBorders>
+          </w:tcPr>
           <w:p>
             <w:pPr>
               <w:pStyle w:val="Compact"/>
@@ -6778,9 +6869,8 @@
     <w:p>
       <w:pPr>
         <w:pStyle w:val="BodyText"/>
-        <w:spacing w:before="120"/>
+        <w:spacing w:before="0" w:after="0"/>
         <w:ind w:left="480" w:hanging="480"/>
-        <w:spacing w:after="0"/>
       </w:pPr>
       <w:r>
         <w:rPr>
@@ -6868,9 +6958,8 @@
     <w:p>
       <w:pPr>
         <w:pStyle w:val="BodyText"/>
-        <w:spacing w:before="120"/>
+        <w:spacing w:before="0" w:after="0"/>
         <w:ind w:left="480" w:hanging="480"/>
-        <w:spacing w:before="0" w:after="0"/>
       </w:pPr>
       <w:r>
         <w:rPr>
@@ -6920,47 +7009,45 @@
     <w:p>
       <w:pPr>
         <w:pStyle w:val="BodyText"/>
-        <w:spacing w:before="120"/>
+        <w:spacing w:before="0" w:after="0"/>
         <w:ind w:left="480" w:hanging="480"/>
+      </w:pPr>
+      <w:r>
+        <w:rPr>
+          <w:rFonts w:ascii="Times New Roman" w:hAnsi="Times New Roman" w:eastAsia="Times New Roman" w:cs="Times New Roman"/>
+        </w:rPr>
+        <w:t xml:space="preserve">C. M </w:t>
+      </w:r>
+      <w:r>
+        <w:rPr>
+          <w:rFonts w:hint="eastAsia" w:ascii="Times New Roman" w:hAnsi="Times New Roman" w:eastAsia="FangSong" w:cs="Times New Roman"/>
+        </w:rPr>
+        <w:t xml:space="preserve">与</w:t>
+      </w:r>
+      <w:r>
+        <w:rPr>
+          <w:rFonts w:ascii="Times New Roman" w:hAnsi="Times New Roman" w:eastAsia="Times New Roman" w:cs="Times New Roman"/>
+        </w:rPr>
+        <w:t xml:space="preserve"> T </w:t>
+      </w:r>
+      <w:r>
+        <w:rPr>
+          <w:rFonts w:hint="eastAsia" w:ascii="Times New Roman" w:hAnsi="Times New Roman" w:eastAsia="FangSong" w:cs="Times New Roman"/>
+        </w:rPr>
+        <w:t xml:space="preserve">形成的化合物具有两性</w:t>
+      </w:r>
+      <w:r>
+        <w:rPr>
+          <w:rFonts w:ascii="Times New Roman" w:hAnsi="Times New Roman" w:eastAsia="Times New Roman" w:cs="Times New Roman"/>
+        </w:rPr>
+        <w:t xml:space="preserve">　　</w:t>
+      </w:r>
+    </w:p>
+    <w:p>
+      <w:pPr>
+        <w:pStyle w:val="BodyText"/>
         <w:spacing w:before="0" w:after="0"/>
-      </w:pPr>
-      <w:r>
-        <w:rPr>
-          <w:rFonts w:ascii="Times New Roman" w:hAnsi="Times New Roman" w:eastAsia="Times New Roman" w:cs="Times New Roman"/>
-        </w:rPr>
-        <w:t xml:space="preserve">C. M </w:t>
-      </w:r>
-      <w:r>
-        <w:rPr>
-          <w:rFonts w:hint="eastAsia" w:ascii="Times New Roman" w:hAnsi="Times New Roman" w:eastAsia="FangSong" w:cs="Times New Roman"/>
-        </w:rPr>
-        <w:t xml:space="preserve">与</w:t>
-      </w:r>
-      <w:r>
-        <w:rPr>
-          <w:rFonts w:ascii="Times New Roman" w:hAnsi="Times New Roman" w:eastAsia="Times New Roman" w:cs="Times New Roman"/>
-        </w:rPr>
-        <w:t xml:space="preserve"> T </w:t>
-      </w:r>
-      <w:r>
-        <w:rPr>
-          <w:rFonts w:hint="eastAsia" w:ascii="Times New Roman" w:hAnsi="Times New Roman" w:eastAsia="FangSong" w:cs="Times New Roman"/>
-        </w:rPr>
-        <w:t xml:space="preserve">形成的化合物具有两性</w:t>
-      </w:r>
-      <w:r>
-        <w:rPr>
-          <w:rFonts w:ascii="Times New Roman" w:hAnsi="Times New Roman" w:eastAsia="Times New Roman" w:cs="Times New Roman"/>
-        </w:rPr>
-        <w:t xml:space="preserve">　　</w:t>
-      </w:r>
-    </w:p>
-    <w:p>
-      <w:pPr>
-        <w:pStyle w:val="BodyText"/>
-        <w:spacing w:before="120"/>
         <w:ind w:left="480" w:hanging="480"/>
-        <w:spacing w:before="0" w:after="180"/>
       </w:pPr>
       <w:r>
         <w:rPr>
@@ -7980,6 +8067,7 @@
     <w:p>
       <w:pPr>
         <w:pStyle w:val="FirstParagraph"/>
+        <w:spacing w:before="0" w:after="0"/>
       </w:pPr>
       <w:r>
         <w:rPr>
@@ -8124,6 +8212,7 @@
     <w:p>
       <w:pPr>
         <w:pStyle w:val="BodyText"/>
+        <w:spacing w:before="0" w:after="0"/>
       </w:pPr>
       <w:r>
         <w:rPr>
@@ -8177,6 +8266,7 @@
     <w:p>
       <w:pPr>
         <w:pStyle w:val="BodyText"/>
+        <w:spacing w:before="0" w:after="0"/>
       </w:pPr>
       <w:r>
         <w:rPr>
@@ -8372,6 +8462,7 @@
     <w:p>
       <w:pPr>
         <w:pStyle w:val="BodyText"/>
+        <w:spacing w:before="0" w:after="0"/>
       </w:pPr>
       <w:r>
         <w:rPr>
@@ -16814,6 +16905,14 @@
       <w:tblPr>
         <w:tblStyle w:val="Table"/>
         <w:tblW w:type="auto" w:w="0"/>
+        <w:tblBorders>
+          <w:top w:val="single" w:sz="12" w:space="0" w:color="000000"/>
+          <w:left w:val="none" w:sz="0" w:space="0" w:color="auto"/>
+          <w:bottom w:val="single" w:sz="12" w:space="0" w:color="000000"/>
+          <w:right w:val="none" w:sz="0" w:space="0" w:color="auto"/>
+          <w:insideH w:val="none" w:sz="0" w:space="0" w:color="auto"/>
+          <w:insideV w:val="none" w:sz="0" w:space="0" w:color="auto"/>
+        </w:tblBorders>
         <w:tblLook w:firstRow="1" w:lastRow="0" w:firstColumn="0" w:lastColumn="0" w:noHBand="0" w:noVBand="0" w:val="0020"/>
       </w:tblPr>
       <w:tblGrid>
@@ -16828,7 +16927,11 @@
           <w:tblHeader w:val="on"/>
         </w:trPr>
         <w:tc>
-          <w:tcPr/>
+          <w:tcPr>
+            <w:tcBorders>
+              <w:bottom w:val="single" w:sz="8" w:space="0" w:color="000000"/>
+            </w:tcBorders>
+          </w:tcPr>
           <w:p>
             <w:pPr>
               <w:pStyle w:val="Compact"/>
@@ -16851,7 +16954,11 @@
           </w:p>
         </w:tc>
         <w:tc>
-          <w:tcPr/>
+          <w:tcPr>
+            <w:tcBorders>
+              <w:bottom w:val="single" w:sz="8" w:space="0" w:color="000000"/>
+            </w:tcBorders>
+          </w:tcPr>
           <w:p>
             <w:pPr>
               <w:pStyle w:val="Compact"/>
@@ -16867,7 +16974,11 @@
           </w:p>
         </w:tc>
         <w:tc>
-          <w:tcPr/>
+          <w:tcPr>
+            <w:tcBorders>
+              <w:bottom w:val="single" w:sz="8" w:space="0" w:color="000000"/>
+            </w:tcBorders>
+          </w:tcPr>
           <w:p>
             <w:pPr>
               <w:pStyle w:val="Compact"/>
@@ -16883,7 +16994,11 @@
           </w:p>
         </w:tc>
         <w:tc>
-          <w:tcPr/>
+          <w:tcPr>
+            <w:tcBorders>
+              <w:bottom w:val="single" w:sz="8" w:space="0" w:color="000000"/>
+            </w:tcBorders>
+          </w:tcPr>
           <w:p>
             <w:pPr>
               <w:pStyle w:val="Compact"/>
@@ -16899,7 +17014,11 @@
           </w:p>
         </w:tc>
         <w:tc>
-          <w:tcPr/>
+          <w:tcPr>
+            <w:tcBorders>
+              <w:bottom w:val="single" w:sz="8" w:space="0" w:color="000000"/>
+            </w:tcBorders>
+          </w:tcPr>
           <w:p>
             <w:pPr>
               <w:pStyle w:val="Compact"/>
@@ -17438,7 +17557,6 @@
     <w:bookmarkEnd w:id="51"/>
     <w:bookmarkEnd w:id="52"/>
     <w:sectPr>
-      <w:headerReference w:type="default" r:id="rId49"/>
       <w:footerReference w:type="default" r:id="rId9"/>
       <w:footnotePr>
         <w:numRestart w:val="eachSect"/>
@@ -17465,16 +17583,6 @@
       <w:rPr>
         <w:rFonts w:ascii="Times New Roman" w:hAnsi="Times New Roman" w:eastAsia="Times New Roman" w:cs="Times New Roman"/>
         <w:b w:val="0"/>
-        <w:color w:val="000000"/>
-        <w:sz w:val="20"/>
-      </w:rPr>
-      <w:t xml:space="preserve">第 </w:t>
-    </w:r>
-    <w:r>
-      <w:rPr>
-        <w:rFonts w:ascii="Times New Roman" w:hAnsi="Times New Roman" w:eastAsia="Times New Roman" w:cs="Times New Roman"/>
-        <w:b w:val="0"/>
-        <w:color w:val="000000"/>
         <w:sz w:val="20"/>
       </w:rPr>
       <w:fldChar w:fldCharType="begin"/>
@@ -17483,7 +17591,6 @@
       <w:rPr>
         <w:rFonts w:ascii="Times New Roman" w:hAnsi="Times New Roman" w:eastAsia="Times New Roman" w:cs="Times New Roman"/>
         <w:b w:val="0"/>
-        <w:color w:val="000000"/>
         <w:sz w:val="20"/>
       </w:rPr>
       <w:instrText xml:space="preserve"> PAGE </w:instrText>
@@ -17492,91 +17599,9 @@
       <w:rPr>
         <w:rFonts w:ascii="Times New Roman" w:hAnsi="Times New Roman" w:eastAsia="Times New Roman" w:cs="Times New Roman"/>
         <w:b w:val="0"/>
-        <w:color w:val="000000"/>
-        <w:sz w:val="20"/>
-      </w:rPr>
-      <w:fldChar w:fldCharType="separate"/>
-    </w:r>
-    <w:r>
-      <w:rPr>
-        <w:rFonts w:ascii="Times New Roman" w:hAnsi="Times New Roman" w:eastAsia="Times New Roman" w:cs="Times New Roman"/>
-        <w:b w:val="0"/>
-        <w:color w:val="000000"/>
-        <w:sz w:val="20"/>
-      </w:rPr>
-      <w:t>1</w:t>
-    </w:r>
-    <w:r>
-      <w:rPr>
-        <w:rFonts w:ascii="Times New Roman" w:hAnsi="Times New Roman" w:eastAsia="Times New Roman" w:cs="Times New Roman"/>
-        <w:b w:val="0"/>
-        <w:color w:val="000000"/>
         <w:sz w:val="20"/>
       </w:rPr>
       <w:fldChar w:fldCharType="end"/>
-    </w:r>
-    <w:r>
-      <w:rPr>
-        <w:rFonts w:ascii="Times New Roman" w:hAnsi="Times New Roman" w:eastAsia="Times New Roman" w:cs="Times New Roman"/>
-        <w:b w:val="0"/>
-        <w:color w:val="000000"/>
-        <w:sz w:val="20"/>
-      </w:rPr>
-      <w:t xml:space="preserve"> 页 / 共 </w:t>
-    </w:r>
-    <w:r>
-      <w:rPr>
-        <w:rFonts w:ascii="Times New Roman" w:hAnsi="Times New Roman" w:eastAsia="Times New Roman" w:cs="Times New Roman"/>
-        <w:b w:val="0"/>
-        <w:color w:val="000000"/>
-        <w:sz w:val="20"/>
-      </w:rPr>
-      <w:fldChar w:fldCharType="begin"/>
-    </w:r>
-    <w:r>
-      <w:rPr>
-        <w:rFonts w:ascii="Times New Roman" w:hAnsi="Times New Roman" w:eastAsia="Times New Roman" w:cs="Times New Roman"/>
-        <w:b w:val="0"/>
-        <w:color w:val="000000"/>
-        <w:sz w:val="20"/>
-      </w:rPr>
-      <w:instrText xml:space="preserve"> NUMPAGES </w:instrText>
-    </w:r>
-    <w:r>
-      <w:rPr>
-        <w:rFonts w:ascii="Times New Roman" w:hAnsi="Times New Roman" w:eastAsia="Times New Roman" w:cs="Times New Roman"/>
-        <w:b w:val="0"/>
-        <w:color w:val="000000"/>
-        <w:sz w:val="20"/>
-      </w:rPr>
-      <w:fldChar w:fldCharType="separate"/>
-    </w:r>
-    <w:r>
-      <w:rPr>
-        <w:rFonts w:ascii="Times New Roman" w:hAnsi="Times New Roman" w:eastAsia="Times New Roman" w:cs="Times New Roman"/>
-        <w:b w:val="0"/>
-        <w:color w:val="000000"/>
-        <w:sz w:val="20"/>
-      </w:rPr>
-      <w:t>1</w:t>
-    </w:r>
-    <w:r>
-      <w:rPr>
-        <w:rFonts w:ascii="Times New Roman" w:hAnsi="Times New Roman" w:eastAsia="Times New Roman" w:cs="Times New Roman"/>
-        <w:b w:val="0"/>
-        <w:color w:val="000000"/>
-        <w:sz w:val="20"/>
-      </w:rPr>
-      <w:fldChar w:fldCharType="end"/>
-    </w:r>
-    <w:r>
-      <w:rPr>
-        <w:rFonts w:ascii="Times New Roman" w:hAnsi="Times New Roman" w:eastAsia="Times New Roman" w:cs="Times New Roman"/>
-        <w:b w:val="0"/>
-        <w:color w:val="000000"/>
-        <w:sz w:val="20"/>
-      </w:rPr>
-      <w:t xml:space="preserve"> 页</w:t>
     </w:r>
   </w:p>
 </w:ftr>
@@ -17599,28 +17624,6 @@
     </w:p>
   </w:footnote>
 </w:footnotes>
-</file>
-
-<file path=word/header1.xml><?xml version="1.0" encoding="utf-8"?>
-<w:hdr xmlns:m="http://schemas.openxmlformats.org/officeDocument/2006/math" xmlns:mc="http://schemas.openxmlformats.org/markup-compatibility/2006" xmlns:mo="http://schemas.microsoft.com/office/mac/office/2008/main" xmlns:mv="urn:schemas-microsoft-com:mac:vml" xmlns:o="urn:schemas-microsoft-com:office:office" xmlns:r="http://schemas.openxmlformats.org/officeDocument/2006/relationships" xmlns:v="urn:schemas-microsoft-com:vml" xmlns:w10="urn:schemas-microsoft-com:office:word" xmlns:w14="http://schemas.microsoft.com/office/word/2010/wordml" xmlns:w="http://schemas.openxmlformats.org/wordprocessingml/2006/main" xmlns:wne="http://schemas.microsoft.com/office/word/2006/wordml" xmlns:wp14="http://schemas.microsoft.com/office/word/2010/wordprocessingDrawing" xmlns:wp="http://schemas.openxmlformats.org/drawingml/2006/wordprocessingDrawing" xmlns:wpc="http://schemas.microsoft.com/office/word/2010/wordprocessingCanvas" xmlns:wpg="http://schemas.microsoft.com/office/word/2010/wordprocessingGroup" xmlns:wpi="http://schemas.microsoft.com/office/word/2010/wordprocessingInk" xmlns:wps="http://schemas.microsoft.com/office/word/2010/wordprocessingShape" mc:Ignorable="w14 wp14">
-  <w:p>
-    <w:pPr>
-      <w:jc w:val="right"/>
-      <w:pBdr>
-        <w:bottom w:val="single" w:sz="4" w:space="2" w:color="000000"/>
-      </w:pBdr>
-    </w:pPr>
-    <w:r>
-      <w:rPr>
-        <w:rFonts w:ascii="Times New Roman" w:hAnsi="Times New Roman" w:eastAsia="Times New Roman" w:cs="Times New Roman"/>
-        <w:b w:val="0"/>
-        <w:color w:val="000000"/>
-        <w:sz w:val="18"/>
-      </w:rPr>
-      <w:t xml:space="preserve">一分册专项卷XI</w:t>
-    </w:r>
-  </w:p>
-</w:hdr>
 </file>
 
 <file path=word/numbering.xml><?xml version="1.0" encoding="utf-8"?>
